--- a/plantilla-contrato.docx
+++ b/plantilla-contrato.docx
@@ -8428,7 +8428,7 @@
         <w:sz w:val="14"/>
         <w:szCs w:val="14"/>
       </w:rPr>
-      <w:t>I</w:t>
+      <w:t xml:space="preserve">{nombre_completo}</w:t>
     </w:r>
     <w:r>
       <w:rPr>
@@ -8436,7 +8436,7 @@
         <w:sz w:val="14"/>
         <w:szCs w:val="14"/>
       </w:rPr>
-      <w:t>sis Valeria Evaristo Ramírez</w:t>
+      <w:t xml:space="preserve"/>
     </w:r>
   </w:p>
 </w:hdr>

--- a/plantilla-contrato.docx
+++ b/plantilla-contrato.docx
@@ -2138,7 +2138,7 @@
               <w:rPr>
                 <w:b/>
               </w:rPr>
-              <w:t>Guillermo Corrales Cruz</w:t>
+              <w:t xml:space="preserve">{testigo_1}</w:t>
             </w:r>
           </w:p>
         </w:tc>
@@ -2181,7 +2181,7 @@
               <w:rPr>
                 <w:b/>
               </w:rPr>
-              <w:t>Esmeralda Flores López</w:t>
+              <w:t xml:space="preserve">{testigo_2}</w:t>
             </w:r>
           </w:p>
         </w:tc>
@@ -3982,7 +3982,7 @@
           <w:szCs w:val="24"/>
           <w:lang w:eastAsia="es-ES"/>
         </w:rPr>
-        <w:t>Guillermo Corrales Cruz</w:t>
+        <w:t xml:space="preserve">{encargado_sucursal}</w:t>
       </w:r>
     </w:p>
     <w:p>
@@ -4267,7 +4267,7 @@
         <w:rPr>
           <w:rFonts w:ascii="Arial" w:hAnsi="Arial" w:cs="Arial"/>
         </w:rPr>
-        <w:t>Guillermo Corrales Cruz</w:t>
+        <w:t xml:space="preserve">{encargado_sucursal}</w:t>
       </w:r>
       <w:r>
         <w:rPr>
